--- a/labs/lab07/report/report.docx
+++ b/labs/lab07/report/report.docx
@@ -111,11 +111,11 @@
         <w:pStyle w:val="FirstParagraph"/>
       </w:pPr>
       <w:r>
-        <w:t xml:space="preserve">Ознакомление с файловой системой Linux, её структурой, именами и содержанием каталогов. Приобретение практических навыков по применению команд для работы с файлами и каталогами, по управлению процессами (и работами), по проверке использования диска и обслуживанию файловой системы.</w:t>
+        <w:t xml:space="preserve">Получить навыки работы с журналами мониторинга различных событий в системе.</w:t>
       </w:r>
     </w:p>
     <w:bookmarkEnd w:id="20"/>
-    <w:bookmarkStart w:id="36" w:name="выполнение-лабораторной-работы"/>
+    <w:bookmarkStart w:id="21" w:name="задание"/>
     <w:p>
       <w:pPr>
         <w:pStyle w:val="Heading1"/>
@@ -130,7 +130,7 @@
         <w:tab/>
       </w:r>
       <w:r>
-        <w:t xml:space="preserve">Выполнение лабораторной работы</w:t>
+        <w:t xml:space="preserve">Задание</w:t>
       </w:r>
     </w:p>
     <w:p>
@@ -142,7 +142,202 @@
         </w:numPr>
       </w:pPr>
       <w:r>
-        <w:t xml:space="preserve">Выполните все примеры, приведённые в первой части описания лабораторной работы (рис. 1)</w:t>
+        <w:t xml:space="preserve">Продемонстрируйте навыки работы с журналом мониторинга событий в реальном</w:t>
+      </w:r>
+      <w:r>
+        <w:t xml:space="preserve"> </w:t>
+      </w:r>
+      <w:r>
+        <w:t xml:space="preserve">времени.</w:t>
+      </w:r>
+    </w:p>
+    <w:p>
+      <w:pPr>
+        <w:pStyle w:val="Compact"/>
+        <w:numPr>
+          <w:ilvl w:val="0"/>
+          <w:numId w:val="1001"/>
+        </w:numPr>
+      </w:pPr>
+      <w:r>
+        <w:t xml:space="preserve">Продемонстрируйте навыки создания и настройки отдельного файла конфигурации</w:t>
+      </w:r>
+      <w:r>
+        <w:t xml:space="preserve"> </w:t>
+      </w:r>
+      <w:r>
+        <w:t xml:space="preserve">мониторинга отслеживания событий веб-службы.</w:t>
+      </w:r>
+    </w:p>
+    <w:p>
+      <w:pPr>
+        <w:pStyle w:val="Compact"/>
+        <w:numPr>
+          <w:ilvl w:val="0"/>
+          <w:numId w:val="1001"/>
+        </w:numPr>
+      </w:pPr>
+      <w:r>
+        <w:t xml:space="preserve">Продемонстрируйте навыки работы с journalctl.</w:t>
+      </w:r>
+    </w:p>
+    <w:p>
+      <w:pPr>
+        <w:pStyle w:val="Compact"/>
+        <w:numPr>
+          <w:ilvl w:val="0"/>
+          <w:numId w:val="1001"/>
+        </w:numPr>
+      </w:pPr>
+      <w:r>
+        <w:t xml:space="preserve">Продемонстрируйте навыки работы с journald.</w:t>
+      </w:r>
+    </w:p>
+    <w:bookmarkEnd w:id="21"/>
+    <w:bookmarkStart w:id="37" w:name="выполнение-лабораторной-работы"/>
+    <w:p>
+      <w:pPr>
+        <w:pStyle w:val="Heading1"/>
+      </w:pPr>
+      <w:r>
+        <w:rPr>
+          <w:rStyle w:val="SectionNumber"/>
+        </w:rPr>
+        <w:t xml:space="preserve">3</w:t>
+      </w:r>
+      <w:r>
+        <w:tab/>
+      </w:r>
+      <w:r>
+        <w:t xml:space="preserve">Выполнение лабораторной работы</w:t>
+      </w:r>
+    </w:p>
+    <w:p>
+      <w:pPr>
+        <w:pStyle w:val="Compact"/>
+        <w:numPr>
+          <w:ilvl w:val="0"/>
+          <w:numId w:val="1002"/>
+        </w:numPr>
+      </w:pPr>
+      <w:r>
+        <w:t xml:space="preserve">Мониторинг журнала системных событий в реальном времени.</w:t>
+      </w:r>
+    </w:p>
+    <w:p>
+      <w:pPr>
+        <w:pStyle w:val="FirstParagraph"/>
+      </w:pPr>
+      <w:r>
+        <w:t xml:space="preserve">Запустите три вкладки терминала и в каждом из них получите полномочия админи-</w:t>
+      </w:r>
+      <w:r>
+        <w:t xml:space="preserve"> </w:t>
+      </w:r>
+      <w:r>
+        <w:t xml:space="preserve">стратора.</w:t>
+      </w:r>
+      <w:r>
+        <w:t xml:space="preserve"> </w:t>
+      </w:r>
+      <w:r>
+        <w:t xml:space="preserve">На второй вкладке терминала запустите мониторинг системных событий в реальном</w:t>
+      </w:r>
+      <w:r>
+        <w:t xml:space="preserve"> </w:t>
+      </w:r>
+      <w:r>
+        <w:t xml:space="preserve">времени. В третьей вкладке терминала вернитесь к учётной записи своего пользователя (до-</w:t>
+      </w:r>
+      <w:r>
+        <w:t xml:space="preserve"> </w:t>
+      </w:r>
+      <w:r>
+        <w:t xml:space="preserve">статочно нажать Ctrl + d ) и попробуйте получить полномочия администратора, но</w:t>
+      </w:r>
+      <w:r>
+        <w:t xml:space="preserve"> </w:t>
+      </w:r>
+      <w:r>
+        <w:t xml:space="preserve">введите неправильный пароль. Обратите внимание, что во второй вкладке терминала</w:t>
+      </w:r>
+      <w:r>
+        <w:t xml:space="preserve"> </w:t>
+      </w:r>
+      <w:r>
+        <w:t xml:space="preserve">с мониторингом событий или ничего не отобразится, или появится сообщение «FAILED</w:t>
+      </w:r>
+      <w:r>
+        <w:t xml:space="preserve"> </w:t>
+      </w:r>
+      <w:r>
+        <w:t xml:space="preserve">SU (to root) username …». Отображаемые на экране сообщения также фиксируются</w:t>
+      </w:r>
+      <w:r>
+        <w:t xml:space="preserve"> </w:t>
+      </w:r>
+      <w:r>
+        <w:t xml:space="preserve">в файле /var/log/messages.</w:t>
+      </w:r>
+      <w:r>
+        <w:t xml:space="preserve"> </w:t>
+      </w:r>
+      <w:r>
+        <w:t xml:space="preserve">В третьей вкладке терминала из оболочки пользователя введите</w:t>
+      </w:r>
+      <w:r>
+        <w:t xml:space="preserve"> </w:t>
+      </w:r>
+      <w:r>
+        <w:t xml:space="preserve">logger hello</w:t>
+      </w:r>
+      <w:r>
+        <w:t xml:space="preserve"> </w:t>
+      </w:r>
+      <w:r>
+        <w:t xml:space="preserve">Во второй вкладке терминала с мониторингом событий вы увидите сообщение, кото-</w:t>
+      </w:r>
+      <w:r>
+        <w:t xml:space="preserve"> </w:t>
+      </w:r>
+      <w:r>
+        <w:t xml:space="preserve">рое также будет зафиксировано в файле /var/log/messages.</w:t>
+      </w:r>
+      <w:r>
+        <w:t xml:space="preserve"> </w:t>
+      </w:r>
+      <w:r>
+        <w:t xml:space="preserve">Во второй вкладке терминала с мониторингом остановите трассировку файла со-</w:t>
+      </w:r>
+      <w:r>
+        <w:t xml:space="preserve"> </w:t>
+      </w:r>
+      <w:r>
+        <w:t xml:space="preserve">общений мониторинга реального времени, используя Ctrl + c . Затем запустите</w:t>
+      </w:r>
+      <w:r>
+        <w:t xml:space="preserve"> </w:t>
+      </w:r>
+      <w:r>
+        <w:t xml:space="preserve">мониторинг сообщений безопасности (последние 20 строк соответствующего файла</w:t>
+      </w:r>
+      <w:r>
+        <w:t xml:space="preserve"> </w:t>
+      </w:r>
+      <w:r>
+        <w:t xml:space="preserve">логов).</w:t>
+      </w:r>
+      <w:r>
+        <w:t xml:space="preserve"> </w:t>
+      </w:r>
+      <w:r>
+        <w:t xml:space="preserve">Вы увидите сообщения, которые ранее были зафиксированы во время ошибки авто-</w:t>
+      </w:r>
+      <w:r>
+        <w:t xml:space="preserve"> </w:t>
+      </w:r>
+      <w:r>
+        <w:t xml:space="preserve">ризации при вводе команды su. (рис. 1)</w:t>
       </w:r>
     </w:p>
     <w:p>
@@ -152,20 +347,20 @@
       <w:r>
         <w:drawing>
           <wp:inline>
-            <wp:extent cx="3733800" cy="3135036"/>
+            <wp:extent cx="3733800" cy="1196570"/>
             <wp:effectExtent b="0" l="0" r="0" t="0"/>
-            <wp:docPr descr="Выполняем примеры" title="" id="22" name="Picture"/>
+            <wp:docPr descr="Выполняем команды" title="" id="23" name="Picture"/>
             <a:graphic>
               <a:graphicData uri="http://schemas.openxmlformats.org/drawingml/2006/picture">
                 <pic:pic>
                   <pic:nvPicPr>
-                    <pic:cNvPr descr="image/1.png" id="23" name="Picture"/>
+                    <pic:cNvPr descr="image/1.png" id="24" name="Picture"/>
                     <pic:cNvPicPr>
                       <a:picLocks noChangeArrowheads="1" noChangeAspect="1"/>
                     </pic:cNvPicPr>
                   </pic:nvPicPr>
                   <pic:blipFill>
-                    <a:blip r:embed="rId21"/>
+                    <a:blip r:embed="rId22"/>
                     <a:stretch>
                       <a:fillRect/>
                     </a:stretch>
@@ -173,7 +368,7 @@
                   <pic:spPr bwMode="auto">
                     <a:xfrm>
                       <a:off x="0" y="0"/>
-                      <a:ext cx="3733800" cy="3135036"/>
+                      <a:ext cx="3733800" cy="1196570"/>
                     </a:xfrm>
                     <a:prstGeom prst="rect">
                       <a:avLst/>
@@ -197,7 +392,7 @@
         <w:pStyle w:val="ImageCaption"/>
       </w:pPr>
       <w:r>
-        <w:t xml:space="preserve">Рис. 1: Выполняем примеры</w:t>
+        <w:t xml:space="preserve">Рис. 1: Выполняем команды</w:t>
       </w:r>
     </w:p>
     <w:p>
@@ -205,17 +400,11 @@
         <w:pStyle w:val="Compact"/>
         <w:numPr>
           <w:ilvl w:val="0"/>
-          <w:numId w:val="1002"/>
+          <w:numId w:val="1003"/>
         </w:numPr>
       </w:pPr>
       <w:r>
-        <w:t xml:space="preserve">Выполните следующие действия, зафиксировав в отчёте по лабораторной работе</w:t>
-      </w:r>
-      <w:r>
-        <w:t xml:space="preserve"> </w:t>
-      </w:r>
-      <w:r>
-        <w:t xml:space="preserve">используемые при этом команды и результаты их выполнения:</w:t>
+        <w:t xml:space="preserve">Изменение правил rsyslog.conf.</w:t>
       </w:r>
     </w:p>
     <w:p>
@@ -223,93 +412,25 @@
         <w:pStyle w:val="FirstParagraph"/>
       </w:pPr>
       <w:r>
-        <w:t xml:space="preserve">Скопируйте файл /usr/include/sys/io.h в домашний каталог и назовите его</w:t>
-      </w:r>
-      <w:r>
-        <w:t xml:space="preserve"> </w:t>
-      </w:r>
-      <w:r>
-        <w:t xml:space="preserve">equipment. Если файла io.h нет, то используйте любой другой файл в каталоге</w:t>
-      </w:r>
-      <w:r>
-        <w:t xml:space="preserve"> </w:t>
-      </w:r>
-      <w:r>
-        <w:t xml:space="preserve">/usr/include/sys/ вместо него.</w:t>
-      </w:r>
-    </w:p>
-    <w:p>
-      <w:pPr>
-        <w:pStyle w:val="BodyText"/>
-      </w:pPr>
-      <w:r>
-        <w:t xml:space="preserve">В домашнем каталоге создайте директорию ~/ski.plases.</w:t>
-      </w:r>
-    </w:p>
-    <w:p>
-      <w:pPr>
-        <w:pStyle w:val="BodyText"/>
-      </w:pPr>
-      <w:r>
-        <w:t xml:space="preserve">Переместите файл equipment в каталог ~/ski.plases.</w:t>
-      </w:r>
-    </w:p>
-    <w:p>
-      <w:pPr>
-        <w:pStyle w:val="BodyText"/>
-      </w:pPr>
-      <w:r>
-        <w:t xml:space="preserve">Переименуйте файл ~/ski.plases/equipment в ~/ski.plases/equiplist.</w:t>
-      </w:r>
-    </w:p>
-    <w:p>
-      <w:pPr>
-        <w:pStyle w:val="BodyText"/>
-      </w:pPr>
-      <w:r>
-        <w:t xml:space="preserve">Создайте в домашнем каталоге файл abc1 и скопируйте его в каталог</w:t>
-      </w:r>
-      <w:r>
-        <w:t xml:space="preserve"> </w:t>
-      </w:r>
-      <w:r>
-        <w:t xml:space="preserve">~/ski.plases, назовите его equiplist2.</w:t>
-      </w:r>
-    </w:p>
-    <w:p>
-      <w:pPr>
-        <w:pStyle w:val="BodyText"/>
-      </w:pPr>
-      <w:r>
-        <w:t xml:space="preserve">Создайте каталог с именем equipment в каталоге ~/ski.plases.</w:t>
-      </w:r>
-    </w:p>
-    <w:p>
-      <w:pPr>
-        <w:pStyle w:val="BodyText"/>
-      </w:pPr>
-      <w:r>
-        <w:t xml:space="preserve">Переместите файлы ~/ski.plases/equiplist и equiplist2 в каталог</w:t>
-      </w:r>
-      <w:r>
-        <w:t xml:space="preserve"> </w:t>
-      </w:r>
-      <w:r>
-        <w:t xml:space="preserve">~/ski.plases/equipment.</w:t>
-      </w:r>
-    </w:p>
-    <w:p>
-      <w:pPr>
-        <w:pStyle w:val="BodyText"/>
-      </w:pPr>
-      <w:r>
-        <w:t xml:space="preserve">Создайте и переместите каталог ~/newdir в каталог ~/ski.plases и назовите</w:t>
-      </w:r>
-      <w:r>
-        <w:t xml:space="preserve"> </w:t>
-      </w:r>
-      <w:r>
-        <w:t xml:space="preserve">его plans (рис. 2)</w:t>
+        <w:t xml:space="preserve">По умолчанию веб-служба не регистрирует свои сообщения через rsyslog, а пишет</w:t>
+      </w:r>
+      <w:r>
+        <w:t xml:space="preserve"> </w:t>
+      </w:r>
+      <w:r>
+        <w:t xml:space="preserve">свой собственный журнал (в каталоге /var/log/httpd). Настройте регистрацию сообще-</w:t>
+      </w:r>
+      <w:r>
+        <w:t xml:space="preserve"> </w:t>
+      </w:r>
+      <w:r>
+        <w:t xml:space="preserve">ний веб-службы через syslog, создав правило, регистрирующее отладочные сообщения</w:t>
+      </w:r>
+      <w:r>
+        <w:t xml:space="preserve"> </w:t>
+      </w:r>
+      <w:r>
+        <w:t xml:space="preserve">в отдельном лог-файле. (рис. 2)</w:t>
       </w:r>
     </w:p>
     <w:p>
@@ -319,20 +440,20 @@
       <w:r>
         <w:drawing>
           <wp:inline>
-            <wp:extent cx="3733800" cy="4195358"/>
+            <wp:extent cx="3733800" cy="787695"/>
             <wp:effectExtent b="0" l="0" r="0" t="0"/>
-            <wp:docPr descr="Выполняем" title="" id="25" name="Picture"/>
+            <wp:docPr descr="Настраиваем регистрацию" title="" id="26" name="Picture"/>
             <a:graphic>
               <a:graphicData uri="http://schemas.openxmlformats.org/drawingml/2006/picture">
                 <pic:pic>
                   <pic:nvPicPr>
-                    <pic:cNvPr descr="image/2.png" id="26" name="Picture"/>
+                    <pic:cNvPr descr="image/2.png" id="27" name="Picture"/>
                     <pic:cNvPicPr>
                       <a:picLocks noChangeArrowheads="1" noChangeAspect="1"/>
                     </pic:cNvPicPr>
                   </pic:nvPicPr>
                   <pic:blipFill>
-                    <a:blip r:embed="rId24"/>
+                    <a:blip r:embed="rId25"/>
                     <a:stretch>
                       <a:fillRect/>
                     </a:stretch>
@@ -340,7 +461,7 @@
                   <pic:spPr bwMode="auto">
                     <a:xfrm>
                       <a:off x="0" y="0"/>
-                      <a:ext cx="3733800" cy="4195358"/>
+                      <a:ext cx="3733800" cy="787695"/>
                     </a:xfrm>
                     <a:prstGeom prst="rect">
                       <a:avLst/>
@@ -364,39 +485,7 @@
         <w:pStyle w:val="ImageCaption"/>
       </w:pPr>
       <w:r>
-        <w:t xml:space="preserve">Рис. 2: Выполняем</w:t>
-      </w:r>
-    </w:p>
-    <w:p>
-      <w:pPr>
-        <w:pStyle w:val="Compact"/>
-        <w:numPr>
-          <w:ilvl w:val="0"/>
-          <w:numId w:val="1003"/>
-        </w:numPr>
-      </w:pPr>
-      <w:r>
-        <w:t xml:space="preserve">Определите опции команды chmod, необходимые для того, чтобы присвоить перечис-</w:t>
-      </w:r>
-      <w:r>
-        <w:t xml:space="preserve"> </w:t>
-      </w:r>
-      <w:r>
-        <w:t xml:space="preserve">ленным ниже файлам выделенные права доступа, считая, что в начале таких прав</w:t>
-      </w:r>
-      <w:r>
-        <w:t xml:space="preserve"> </w:t>
-      </w:r>
-      <w:r>
-        <w:t xml:space="preserve">нет:</w:t>
-      </w:r>
-    </w:p>
-    <w:p>
-      <w:pPr>
-        <w:pStyle w:val="FirstParagraph"/>
-      </w:pPr>
-      <w:r>
-        <w:t xml:space="preserve">drwxr–r– … australia</w:t>
+        <w:t xml:space="preserve">Рис. 2: Настраиваем регистрацию</w:t>
       </w:r>
     </w:p>
     <w:p>
@@ -404,31 +493,13 @@
         <w:pStyle w:val="BodyText"/>
       </w:pPr>
       <w:r>
-        <w:t xml:space="preserve">drwx–x–x … play</w:t>
-      </w:r>
-    </w:p>
-    <w:p>
-      <w:pPr>
-        <w:pStyle w:val="BodyText"/>
-      </w:pPr>
-      <w:r>
-        <w:t xml:space="preserve">-r-xr–r– … my_os</w:t>
-      </w:r>
-    </w:p>
-    <w:p>
-      <w:pPr>
-        <w:pStyle w:val="BodyText"/>
-      </w:pPr>
-      <w:r>
-        <w:t xml:space="preserve">3-rw-rw-r– … feathers</w:t>
-      </w:r>
-    </w:p>
-    <w:p>
-      <w:pPr>
-        <w:pStyle w:val="BodyText"/>
-      </w:pPr>
-      <w:r>
-        <w:t xml:space="preserve">При необходимости создайте нужные файлы (рис. 3)</w:t>
+        <w:t xml:space="preserve">В третьей вкладке терминала создайте отдельный файл конфигурации для монито-</w:t>
+      </w:r>
+      <w:r>
+        <w:t xml:space="preserve"> </w:t>
+      </w:r>
+      <w:r>
+        <w:t xml:space="preserve">ринга отладочной информации. (рис. 3)</w:t>
       </w:r>
     </w:p>
     <w:p>
@@ -438,20 +509,20 @@
       <w:r>
         <w:drawing>
           <wp:inline>
-            <wp:extent cx="3733800" cy="1894557"/>
+            <wp:extent cx="3733800" cy="1443317"/>
             <wp:effectExtent b="0" l="0" r="0" t="0"/>
-            <wp:docPr descr="Определяем опции команды chmod" title="" id="28" name="Picture"/>
+            <wp:docPr descr="Создаем файл" title="" id="29" name="Picture"/>
             <a:graphic>
               <a:graphicData uri="http://schemas.openxmlformats.org/drawingml/2006/picture">
                 <pic:pic>
                   <pic:nvPicPr>
-                    <pic:cNvPr descr="image/3.png" id="29" name="Picture"/>
+                    <pic:cNvPr descr="image/3.png" id="30" name="Picture"/>
                     <pic:cNvPicPr>
                       <a:picLocks noChangeArrowheads="1" noChangeAspect="1"/>
                     </pic:cNvPicPr>
                   </pic:nvPicPr>
                   <pic:blipFill>
-                    <a:blip r:embed="rId27"/>
+                    <a:blip r:embed="rId28"/>
                     <a:stretch>
                       <a:fillRect/>
                     </a:stretch>
@@ -459,7 +530,7 @@
                   <pic:spPr bwMode="auto">
                     <a:xfrm>
                       <a:off x="0" y="0"/>
-                      <a:ext cx="3733800" cy="1894557"/>
+                      <a:ext cx="3733800" cy="1443317"/>
                     </a:xfrm>
                     <a:prstGeom prst="rect">
                       <a:avLst/>
@@ -483,7 +554,7 @@
         <w:pStyle w:val="ImageCaption"/>
       </w:pPr>
       <w:r>
-        <w:t xml:space="preserve">Рис. 3: Определяем опции команды chmod</w:t>
+        <w:t xml:space="preserve">Рис. 3: Создаем файл</w:t>
       </w:r>
     </w:p>
     <w:p>
@@ -495,13 +566,7 @@
         </w:numPr>
       </w:pPr>
       <w:r>
-        <w:t xml:space="preserve">Проделайте приведённые ниже упражнения, записывая в отчёт по лабораторной</w:t>
-      </w:r>
-      <w:r>
-        <w:t xml:space="preserve"> </w:t>
-      </w:r>
-      <w:r>
-        <w:t xml:space="preserve">работе используемые при этом команды:</w:t>
+        <w:t xml:space="preserve">Использование journalctl</w:t>
       </w:r>
     </w:p>
     <w:p>
@@ -509,101 +574,43 @@
         <w:pStyle w:val="FirstParagraph"/>
       </w:pPr>
       <w:r>
-        <w:t xml:space="preserve">Просмотрите содержимое файла /etc/password.</w:t>
-      </w:r>
-    </w:p>
-    <w:p>
-      <w:pPr>
-        <w:pStyle w:val="BodyText"/>
-      </w:pPr>
-      <w:r>
-        <w:t xml:space="preserve">Скопируйте файл ~/feathers в файл ~/file.old.</w:t>
-      </w:r>
-    </w:p>
-    <w:p>
-      <w:pPr>
-        <w:pStyle w:val="BodyText"/>
-      </w:pPr>
-      <w:r>
-        <w:t xml:space="preserve">Переместите файл ~/file.old в каталог ~/play.</w:t>
-      </w:r>
-    </w:p>
-    <w:p>
-      <w:pPr>
-        <w:pStyle w:val="BodyText"/>
-      </w:pPr>
-      <w:r>
-        <w:t xml:space="preserve">Скопируйте каталог ~/play в каталог ~/fun.</w:t>
-      </w:r>
-    </w:p>
-    <w:p>
-      <w:pPr>
-        <w:pStyle w:val="BodyText"/>
-      </w:pPr>
-      <w:r>
-        <w:t xml:space="preserve">Переместите каталог ~/fun в каталог ~/play и назовите его games.</w:t>
-      </w:r>
-    </w:p>
-    <w:p>
-      <w:pPr>
-        <w:pStyle w:val="BodyText"/>
-      </w:pPr>
-      <w:r>
-        <w:t xml:space="preserve">Лишите владельца файла ~/feathers права на чтение.</w:t>
-      </w:r>
-    </w:p>
-    <w:p>
-      <w:pPr>
-        <w:pStyle w:val="BodyText"/>
-      </w:pPr>
-      <w:r>
-        <w:t xml:space="preserve">Что произойдёт, если вы попытаетесь просмотреть файл ~/feathers командой</w:t>
-      </w:r>
-      <w:r>
-        <w:t xml:space="preserve"> </w:t>
-      </w:r>
-      <w:r>
-        <w:t xml:space="preserve">cat?</w:t>
-      </w:r>
-    </w:p>
-    <w:p>
-      <w:pPr>
-        <w:pStyle w:val="BodyText"/>
-      </w:pPr>
-      <w:r>
-        <w:t xml:space="preserve">Что произойдёт, если вы попытаетесь скопировать файл ~/feathers?</w:t>
-      </w:r>
-    </w:p>
-    <w:p>
-      <w:pPr>
-        <w:pStyle w:val="BodyText"/>
-      </w:pPr>
-      <w:r>
-        <w:t xml:space="preserve">Дайте владельцу файла ~/feathers право на чтение.</w:t>
-      </w:r>
-    </w:p>
-    <w:p>
-      <w:pPr>
-        <w:pStyle w:val="BodyText"/>
-      </w:pPr>
-      <w:r>
-        <w:t xml:space="preserve">Лишите владельца каталога ~/play права на выполнение.</w:t>
-      </w:r>
-    </w:p>
-    <w:p>
-      <w:pPr>
-        <w:pStyle w:val="BodyText"/>
-      </w:pPr>
-      <w:r>
-        <w:t xml:space="preserve">Перейдите в каталог ~/play. Что произошло?</w:t>
-      </w:r>
-    </w:p>
-    <w:p>
-      <w:pPr>
-        <w:pStyle w:val="BodyText"/>
-      </w:pPr>
-      <w:r>
-        <w:t xml:space="preserve">Дайте владельцу каталога ~/play право на выполнение (рис. 4)</w:t>
+        <w:t xml:space="preserve">Во второй вкладке терминала посмотрите содержимое журнала с событиями с момента</w:t>
+      </w:r>
+      <w:r>
+        <w:t xml:space="preserve"> </w:t>
+      </w:r>
+      <w:r>
+        <w:t xml:space="preserve">последнего запуска системы:</w:t>
+      </w:r>
+      <w:r>
+        <w:t xml:space="preserve"> </w:t>
+      </w:r>
+      <w:r>
+        <w:t xml:space="preserve">journalctl</w:t>
+      </w:r>
+      <w:r>
+        <w:t xml:space="preserve"> </w:t>
+      </w:r>
+      <w:r>
+        <w:t xml:space="preserve">Для пролистывания журнала используйте или Enter (построчный просмотр), или про-</w:t>
+      </w:r>
+      <w:r>
+        <w:t xml:space="preserve"> </w:t>
+      </w:r>
+      <w:r>
+        <w:t xml:space="preserve">бел (постраничный просмотр). Для выхода из просмотра используйте q .</w:t>
+      </w:r>
+      <w:r>
+        <w:t xml:space="preserve"> </w:t>
+      </w:r>
+      <w:r>
+        <w:t xml:space="preserve">Для просмотра дополнительной информации о модуле sshd введите</w:t>
+      </w:r>
+      <w:r>
+        <w:t xml:space="preserve"> </w:t>
+      </w:r>
+      <w:r>
+        <w:t xml:space="preserve">journalctl _SYSTEMD_UNIT=sshd.service (рис. 4)</w:t>
       </w:r>
     </w:p>
     <w:p>
@@ -613,20 +620,20 @@
       <w:r>
         <w:drawing>
           <wp:inline>
-            <wp:extent cx="3733800" cy="3105149"/>
+            <wp:extent cx="3733800" cy="1713979"/>
             <wp:effectExtent b="0" l="0" r="0" t="0"/>
-            <wp:docPr descr="Выполняем" title="" id="31" name="Picture"/>
+            <wp:docPr descr="Просматриваем журнал" title="" id="32" name="Picture"/>
             <a:graphic>
               <a:graphicData uri="http://schemas.openxmlformats.org/drawingml/2006/picture">
                 <pic:pic>
                   <pic:nvPicPr>
-                    <pic:cNvPr descr="image/4.png" id="32" name="Picture"/>
+                    <pic:cNvPr descr="image/4.png" id="33" name="Picture"/>
                     <pic:cNvPicPr>
                       <a:picLocks noChangeArrowheads="1" noChangeAspect="1"/>
                     </pic:cNvPicPr>
                   </pic:nvPicPr>
                   <pic:blipFill>
-                    <a:blip r:embed="rId30"/>
+                    <a:blip r:embed="rId31"/>
                     <a:stretch>
                       <a:fillRect/>
                     </a:stretch>
@@ -634,7 +641,7 @@
                   <pic:spPr bwMode="auto">
                     <a:xfrm>
                       <a:off x="0" y="0"/>
-                      <a:ext cx="3733800" cy="3105149"/>
+                      <a:ext cx="3733800" cy="1713979"/>
                     </a:xfrm>
                     <a:prstGeom prst="rect">
                       <a:avLst/>
@@ -658,7 +665,7 @@
         <w:pStyle w:val="ImageCaption"/>
       </w:pPr>
       <w:r>
-        <w:t xml:space="preserve">Рис. 4: Выполняем</w:t>
+        <w:t xml:space="preserve">Рис. 4: Просматриваем журнал</w:t>
       </w:r>
     </w:p>
     <w:p>
@@ -670,13 +677,77 @@
         </w:numPr>
       </w:pPr>
       <w:r>
-        <w:t xml:space="preserve">Прочитайте man по командам mount, fsck, mkfs, kill и кратко их охарактеризуйте,</w:t>
-      </w:r>
-      <w:r>
-        <w:t xml:space="preserve"> </w:t>
-      </w:r>
-      <w:r>
-        <w:t xml:space="preserve">приведя примеры (рис. 5)</w:t>
+        <w:t xml:space="preserve">Постоянный журнал journald.</w:t>
+      </w:r>
+    </w:p>
+    <w:p>
+      <w:pPr>
+        <w:pStyle w:val="FirstParagraph"/>
+      </w:pPr>
+      <w:r>
+        <w:t xml:space="preserve">По умолчанию журнал journald хранит сообщения в оперативной памяти системы</w:t>
+      </w:r>
+      <w:r>
+        <w:t xml:space="preserve"> </w:t>
+      </w:r>
+      <w:r>
+        <w:t xml:space="preserve">и записи доступны в каталоге /run/log/journal только до перезагрузки системы. Для</w:t>
+      </w:r>
+      <w:r>
+        <w:t xml:space="preserve"> </w:t>
+      </w:r>
+      <w:r>
+        <w:t xml:space="preserve">того чтобы сделать журнал journald постоянным, выполните следующие действия.</w:t>
+      </w:r>
+      <w:r>
+        <w:t xml:space="preserve"> </w:t>
+      </w:r>
+      <w:r>
+        <w:t xml:space="preserve">Запустите терминал и получите полномочия администратора.</w:t>
+      </w:r>
+      <w:r>
+        <w:t xml:space="preserve"> </w:t>
+      </w:r>
+      <w:r>
+        <w:t xml:space="preserve">Создайте каталог для хранения записей журнала. Скорректируйте права доступа для каталога /var/log/journal, чтобы journald смог</w:t>
+      </w:r>
+      <w:r>
+        <w:t xml:space="preserve"> </w:t>
+      </w:r>
+      <w:r>
+        <w:t xml:space="preserve">записывать в него информацию:</w:t>
+      </w:r>
+      <w:r>
+        <w:t xml:space="preserve"> </w:t>
+      </w:r>
+      <w:r>
+        <w:t xml:space="preserve">chown root:systemd-journal /var/log/journal</w:t>
+      </w:r>
+      <w:r>
+        <w:t xml:space="preserve"> </w:t>
+      </w:r>
+      <w:r>
+        <w:t xml:space="preserve">chmod 2755 /var/log/journal</w:t>
+      </w:r>
+    </w:p>
+    <w:p>
+      <w:pPr>
+        <w:pStyle w:val="BodyText"/>
+      </w:pPr>
+      <w:r>
+        <w:t xml:space="preserve">Для принятия изменений необходимо или перезагрузить систему (перезапустить</w:t>
+      </w:r>
+      <w:r>
+        <w:t xml:space="preserve"> </w:t>
+      </w:r>
+      <w:r>
+        <w:t xml:space="preserve">службу systemd-journald недостаточно), или использовать команду:</w:t>
+      </w:r>
+      <w:r>
+        <w:t xml:space="preserve"> </w:t>
+      </w:r>
+      <w:r>
+        <w:t xml:space="preserve">killall -USR1 systemd-journald(рис. 5)</w:t>
       </w:r>
     </w:p>
     <w:p>
@@ -686,20 +757,20 @@
       <w:r>
         <w:drawing>
           <wp:inline>
-            <wp:extent cx="3733800" cy="774699"/>
+            <wp:extent cx="3733800" cy="777085"/>
             <wp:effectExtent b="0" l="0" r="0" t="0"/>
-            <wp:docPr descr="Применяем man для характеристики" title="" id="34" name="Picture"/>
+            <wp:docPr descr="Делаем журнал постоянным" title="" id="35" name="Picture"/>
             <a:graphic>
               <a:graphicData uri="http://schemas.openxmlformats.org/drawingml/2006/picture">
                 <pic:pic>
                   <pic:nvPicPr>
-                    <pic:cNvPr descr="image/5.png" id="35" name="Picture"/>
+                    <pic:cNvPr descr="image/5.png" id="36" name="Picture"/>
                     <pic:cNvPicPr>
                       <a:picLocks noChangeArrowheads="1" noChangeAspect="1"/>
                     </pic:cNvPicPr>
                   </pic:nvPicPr>
                   <pic:blipFill>
-                    <a:blip r:embed="rId33"/>
+                    <a:blip r:embed="rId34"/>
                     <a:stretch>
                       <a:fillRect/>
                     </a:stretch>
@@ -707,7 +778,7 @@
                   <pic:spPr bwMode="auto">
                     <a:xfrm>
                       <a:off x="0" y="0"/>
-                      <a:ext cx="3733800" cy="774699"/>
+                      <a:ext cx="3733800" cy="777085"/>
                     </a:xfrm>
                     <a:prstGeom prst="rect">
                       <a:avLst/>
@@ -731,38 +802,11 @@
         <w:pStyle w:val="ImageCaption"/>
       </w:pPr>
       <w:r>
-        <w:t xml:space="preserve">Рис. 5: Применяем man для характеристики</w:t>
-      </w:r>
-    </w:p>
-    <w:bookmarkEnd w:id="36"/>
-    <w:bookmarkStart w:id="37" w:name="выводы"/>
-    <w:p>
-      <w:pPr>
-        <w:pStyle w:val="Heading1"/>
-      </w:pPr>
-      <w:r>
-        <w:rPr>
-          <w:rStyle w:val="SectionNumber"/>
-        </w:rPr>
-        <w:t xml:space="preserve">3</w:t>
-      </w:r>
-      <w:r>
-        <w:tab/>
-      </w:r>
-      <w:r>
-        <w:t xml:space="preserve">Выводы</w:t>
-      </w:r>
-    </w:p>
-    <w:p>
-      <w:pPr>
-        <w:pStyle w:val="FirstParagraph"/>
-      </w:pPr>
-      <w:r>
-        <w:t xml:space="preserve">Мы ознакомились с файловой системой Linux, её структурой, именами и содержанием каталогов. Приобрели практические навыки по применению команд для работы с файлами и каталогами, по управлению процессами (и работами), по проверке использования диска и обслуживанию файловой системы.</w:t>
+        <w:t xml:space="preserve">Рис. 5: Делаем журнал постоянным</w:t>
       </w:r>
     </w:p>
     <w:bookmarkEnd w:id="37"/>
-    <w:bookmarkStart w:id="38" w:name="ответы-на-контрольные-вопросы"/>
+    <w:bookmarkStart w:id="38" w:name="выводы"/>
     <w:p>
       <w:pPr>
         <w:pStyle w:val="Heading1"/>
@@ -777,106 +821,15 @@
         <w:tab/>
       </w:r>
       <w:r>
-        <w:t xml:space="preserve">Ответы на контрольные вопросы</w:t>
-      </w:r>
-    </w:p>
-    <w:p>
-      <w:pPr>
-        <w:numPr>
-          <w:ilvl w:val="0"/>
-          <w:numId w:val="1006"/>
-        </w:numPr>
-      </w:pPr>
-      <w:r>
-        <w:t xml:space="preserve">Файловые системы: Каждая ФС характеризуется типом (ext4, NTFS, swap), структурой, организацией данных, журналированием. Ext4 - для Linux, NTFS - для Windows, swap - для подкачки памяти. Различаются по надежности, производительности, размеру блока.</w:t>
-      </w:r>
-    </w:p>
-    <w:p>
-      <w:pPr>
-        <w:numPr>
-          <w:ilvl w:val="0"/>
-          <w:numId w:val="1006"/>
-        </w:numPr>
-      </w:pPr>
-      <w:r>
-        <w:t xml:space="preserve">Структура ФС (FHS): Иерархия, начинающаяся с корня (/). /bin - базовые команды, /boot - загрузчик, /dev - устройства, /etc - конфиги, /home - пользовательские каталоги, /lib - библиотеки, /media, /mnt - точки монтирования, /proc - информация о процессах, /tmp - временные файлы, /usr - пользовательские программы, /var - переменные данные.</w:t>
-      </w:r>
-    </w:p>
-    <w:p>
-      <w:pPr>
-        <w:numPr>
-          <w:ilvl w:val="0"/>
-          <w:numId w:val="1006"/>
-        </w:numPr>
-      </w:pPr>
-      <w:r>
-        <w:t xml:space="preserve">Доступ к ФС: ФС нужно смонтировать (mount) к точке монтирования, чтобы ОС могла ее видеть и использовать.</w:t>
-      </w:r>
-    </w:p>
-    <w:p>
-      <w:pPr>
-        <w:numPr>
-          <w:ilvl w:val="0"/>
-          <w:numId w:val="1006"/>
-        </w:numPr>
-      </w:pPr>
-      <w:r>
-        <w:t xml:space="preserve">Нарушение целостности: Внезапное отключение питания, аппаратные сбои, программные ошибки приводят к повреждениям. Устранение: fsck проверяет и пытается исправить ошибки после отмонтирования.</w:t>
-      </w:r>
-    </w:p>
-    <w:p>
-      <w:pPr>
-        <w:numPr>
-          <w:ilvl w:val="0"/>
-          <w:numId w:val="1006"/>
-        </w:numPr>
-      </w:pPr>
-      <w:r>
-        <w:t xml:space="preserve">Создание ФС: Команда mkfs.тип_фс /dev/раздел (например, mkfs.ext4 /dev/sda1) создаёт новую ФС на разделе (осторожно, стирает данные!).</w:t>
-      </w:r>
-    </w:p>
-    <w:p>
-      <w:pPr>
-        <w:numPr>
-          <w:ilvl w:val="0"/>
-          <w:numId w:val="1006"/>
-        </w:numPr>
-      </w:pPr>
-      <w:r>
-        <w:t xml:space="preserve">Просмотр текста: cat выводит файл целиком, less - постранично (навигация, поиск), head и tail - начало и конец файла соответственно. tail -f - мониторинг изменений в реальном времени.</w:t>
-      </w:r>
-    </w:p>
-    <w:p>
-      <w:pPr>
-        <w:numPr>
-          <w:ilvl w:val="0"/>
-          <w:numId w:val="1006"/>
-        </w:numPr>
-      </w:pPr>
-      <w:r>
-        <w:t xml:space="preserve">cp: Копирует файлы и каталоги (рекурсивно -r), сохраняя атрибуты (-p), создает символические ссылки (-s), а не копии.</w:t>
-      </w:r>
-    </w:p>
-    <w:p>
-      <w:pPr>
-        <w:numPr>
-          <w:ilvl w:val="0"/>
-          <w:numId w:val="1006"/>
-        </w:numPr>
-      </w:pPr>
-      <w:r>
-        <w:t xml:space="preserve">mv: Перемещает или переименовывает файлы и каталоги.</w:t>
-      </w:r>
-    </w:p>
-    <w:p>
-      <w:pPr>
-        <w:numPr>
-          <w:ilvl w:val="0"/>
-          <w:numId w:val="1006"/>
-        </w:numPr>
-      </w:pPr>
-      <w:r>
-        <w:t xml:space="preserve">Права доступа: Указывают, кто (владелец, группа, остальные) может что делать (читать, писать, выполнять) с файлом/каталогом (rwx). Изменяются командой chmod, численно или символически.</w:t>
+        <w:t xml:space="preserve">Выводы</w:t>
+      </w:r>
+    </w:p>
+    <w:p>
+      <w:pPr>
+        <w:pStyle w:val="FirstParagraph"/>
+      </w:pPr>
+      <w:r>
+        <w:t xml:space="preserve">Мы получили навыки работы с журналами мониторинга различных событий в системе.</w:t>
       </w:r>
     </w:p>
     <w:bookmarkEnd w:id="38"/>
@@ -1326,91 +1279,6 @@
       </w:pPr>
     </w:lvl>
   </w:abstractNum>
-  <w:abstractNum w:abstractNumId="99415">
-    <w:nsid w:val="00A99415"/>
-    <w:multiLevelType w:val="multilevel"/>
-    <w:lvl w:ilvl="0">
-      <w:start w:val="5"/>
-      <w:numFmt w:val="decimal"/>
-      <w:lvlText w:val="%1."/>
-      <w:lvlJc w:val="left"/>
-      <w:pPr>
-        <w:ind w:left="720" w:hanging="480"/>
-      </w:pPr>
-    </w:lvl>
-    <w:lvl w:ilvl="1">
-      <w:start w:val="5"/>
-      <w:numFmt w:val="decimal"/>
-      <w:lvlText w:val="%2."/>
-      <w:lvlJc w:val="left"/>
-      <w:pPr>
-        <w:ind w:left="1440" w:hanging="480"/>
-      </w:pPr>
-    </w:lvl>
-    <w:lvl w:ilvl="2">
-      <w:start w:val="5"/>
-      <w:numFmt w:val="decimal"/>
-      <w:lvlText w:val="%3."/>
-      <w:lvlJc w:val="left"/>
-      <w:pPr>
-        <w:ind w:left="2160" w:hanging="480"/>
-      </w:pPr>
-    </w:lvl>
-    <w:lvl w:ilvl="3">
-      <w:start w:val="5"/>
-      <w:numFmt w:val="decimal"/>
-      <w:lvlText w:val="%4."/>
-      <w:lvlJc w:val="left"/>
-      <w:pPr>
-        <w:ind w:left="2880" w:hanging="480"/>
-      </w:pPr>
-    </w:lvl>
-    <w:lvl w:ilvl="4">
-      <w:start w:val="5"/>
-      <w:numFmt w:val="decimal"/>
-      <w:lvlText w:val="%5."/>
-      <w:lvlJc w:val="left"/>
-      <w:pPr>
-        <w:ind w:left="3600" w:hanging="480"/>
-      </w:pPr>
-    </w:lvl>
-    <w:lvl w:ilvl="5">
-      <w:start w:val="5"/>
-      <w:numFmt w:val="decimal"/>
-      <w:lvlText w:val="%6."/>
-      <w:lvlJc w:val="left"/>
-      <w:pPr>
-        <w:ind w:left="4320" w:hanging="480"/>
-      </w:pPr>
-    </w:lvl>
-    <w:lvl w:ilvl="6">
-      <w:start w:val="5"/>
-      <w:numFmt w:val="decimal"/>
-      <w:lvlText w:val="%7."/>
-      <w:lvlJc w:val="left"/>
-      <w:pPr>
-        <w:ind w:left="5040" w:hanging="480"/>
-      </w:pPr>
-    </w:lvl>
-    <w:lvl w:ilvl="7">
-      <w:start w:val="5"/>
-      <w:numFmt w:val="decimal"/>
-      <w:lvlText w:val="%8."/>
-      <w:lvlJc w:val="left"/>
-      <w:pPr>
-        <w:ind w:left="5760" w:hanging="480"/>
-      </w:pPr>
-    </w:lvl>
-    <w:lvl w:ilvl="8">
-      <w:start w:val="5"/>
-      <w:numFmt w:val="decimal"/>
-      <w:lvlText w:val="%9."/>
-      <w:lvlJc w:val="left"/>
-      <w:pPr>
-        <w:ind w:left="6480" w:hanging="480"/>
-      </w:pPr>
-    </w:lvl>
-  </w:abstractNum>
   <w:num w:numId="1000">
     <w:abstractNumId w:val="990"/>
   </w:num>
@@ -1445,6 +1313,36 @@
     </w:lvlOverride>
   </w:num>
   <w:num w:numId="1002">
+    <w:abstractNumId w:val="99411"/>
+    <w:lvlOverride w:ilvl="0">
+      <w:startOverride w:val="1"/>
+    </w:lvlOverride>
+    <w:lvlOverride w:ilvl="1">
+      <w:startOverride w:val="1"/>
+    </w:lvlOverride>
+    <w:lvlOverride w:ilvl="2">
+      <w:startOverride w:val="1"/>
+    </w:lvlOverride>
+    <w:lvlOverride w:ilvl="3">
+      <w:startOverride w:val="1"/>
+    </w:lvlOverride>
+    <w:lvlOverride w:ilvl="4">
+      <w:startOverride w:val="1"/>
+    </w:lvlOverride>
+    <w:lvlOverride w:ilvl="5">
+      <w:startOverride w:val="1"/>
+    </w:lvlOverride>
+    <w:lvlOverride w:ilvl="6">
+      <w:startOverride w:val="1"/>
+    </w:lvlOverride>
+    <w:lvlOverride w:ilvl="7">
+      <w:startOverride w:val="1"/>
+    </w:lvlOverride>
+    <w:lvlOverride w:ilvl="8">
+      <w:startOverride w:val="1"/>
+    </w:lvlOverride>
+  </w:num>
+  <w:num w:numId="1003">
     <w:abstractNumId w:val="99412"/>
     <w:lvlOverride w:ilvl="0">
       <w:startOverride w:val="2"/>
@@ -1474,7 +1372,7 @@
       <w:startOverride w:val="2"/>
     </w:lvlOverride>
   </w:num>
-  <w:num w:numId="1003">
+  <w:num w:numId="1004">
     <w:abstractNumId w:val="99413"/>
     <w:lvlOverride w:ilvl="0">
       <w:startOverride w:val="3"/>
@@ -1504,7 +1402,7 @@
       <w:startOverride w:val="3"/>
     </w:lvlOverride>
   </w:num>
-  <w:num w:numId="1004">
+  <w:num w:numId="1005">
     <w:abstractNumId w:val="99414"/>
     <w:lvlOverride w:ilvl="0">
       <w:startOverride w:val="4"/>
@@ -1532,66 +1430,6 @@
     </w:lvlOverride>
     <w:lvlOverride w:ilvl="8">
       <w:startOverride w:val="4"/>
-    </w:lvlOverride>
-  </w:num>
-  <w:num w:numId="1005">
-    <w:abstractNumId w:val="99415"/>
-    <w:lvlOverride w:ilvl="0">
-      <w:startOverride w:val="5"/>
-    </w:lvlOverride>
-    <w:lvlOverride w:ilvl="1">
-      <w:startOverride w:val="5"/>
-    </w:lvlOverride>
-    <w:lvlOverride w:ilvl="2">
-      <w:startOverride w:val="5"/>
-    </w:lvlOverride>
-    <w:lvlOverride w:ilvl="3">
-      <w:startOverride w:val="5"/>
-    </w:lvlOverride>
-    <w:lvlOverride w:ilvl="4">
-      <w:startOverride w:val="5"/>
-    </w:lvlOverride>
-    <w:lvlOverride w:ilvl="5">
-      <w:startOverride w:val="5"/>
-    </w:lvlOverride>
-    <w:lvlOverride w:ilvl="6">
-      <w:startOverride w:val="5"/>
-    </w:lvlOverride>
-    <w:lvlOverride w:ilvl="7">
-      <w:startOverride w:val="5"/>
-    </w:lvlOverride>
-    <w:lvlOverride w:ilvl="8">
-      <w:startOverride w:val="5"/>
-    </w:lvlOverride>
-  </w:num>
-  <w:num w:numId="1006">
-    <w:abstractNumId w:val="99411"/>
-    <w:lvlOverride w:ilvl="0">
-      <w:startOverride w:val="1"/>
-    </w:lvlOverride>
-    <w:lvlOverride w:ilvl="1">
-      <w:startOverride w:val="1"/>
-    </w:lvlOverride>
-    <w:lvlOverride w:ilvl="2">
-      <w:startOverride w:val="1"/>
-    </w:lvlOverride>
-    <w:lvlOverride w:ilvl="3">
-      <w:startOverride w:val="1"/>
-    </w:lvlOverride>
-    <w:lvlOverride w:ilvl="4">
-      <w:startOverride w:val="1"/>
-    </w:lvlOverride>
-    <w:lvlOverride w:ilvl="5">
-      <w:startOverride w:val="1"/>
-    </w:lvlOverride>
-    <w:lvlOverride w:ilvl="6">
-      <w:startOverride w:val="1"/>
-    </w:lvlOverride>
-    <w:lvlOverride w:ilvl="7">
-      <w:startOverride w:val="1"/>
-    </w:lvlOverride>
-    <w:lvlOverride w:ilvl="8">
-      <w:startOverride w:val="1"/>
     </w:lvlOverride>
   </w:num>
 </w:numbering>

--- a/labs/lab07/report/report.docx
+++ b/labs/lab07/report/report.docx
@@ -111,7 +111,7 @@
         <w:pStyle w:val="FirstParagraph"/>
       </w:pPr>
       <w:r>
-        <w:t xml:space="preserve">Получить навыки работы с журналами мониторинга различных событий в системе.</w:t>
+        <w:t xml:space="preserve">Освоить на практике применение режима однократного гаммирования.</w:t>
       </w:r>
     </w:p>
     <w:bookmarkEnd w:id="20"/>
@@ -131,6 +131,32 @@
       </w:r>
       <w:r>
         <w:t xml:space="preserve">Задание</w:t>
+      </w:r>
+    </w:p>
+    <w:p>
+      <w:pPr>
+        <w:pStyle w:val="FirstParagraph"/>
+      </w:pPr>
+      <w:r>
+        <w:t xml:space="preserve">Нужно подобрать ключ, чтобы получить сообщение «С Новым Годом,</w:t>
+      </w:r>
+      <w:r>
+        <w:t xml:space="preserve"> </w:t>
+      </w:r>
+      <w:r>
+        <w:t xml:space="preserve">друзья!». Требуется разработать приложение, позволяющее шифровать и</w:t>
+      </w:r>
+      <w:r>
+        <w:t xml:space="preserve"> </w:t>
+      </w:r>
+      <w:r>
+        <w:t xml:space="preserve">дешифровать данные в режиме однократного гаммирования. Приложение</w:t>
+      </w:r>
+      <w:r>
+        <w:t xml:space="preserve"> </w:t>
+      </w:r>
+      <w:r>
+        <w:t xml:space="preserve">должно:</w:t>
       </w:r>
     </w:p>
     <w:p>
@@ -142,13 +168,13 @@
         </w:numPr>
       </w:pPr>
       <w:r>
-        <w:t xml:space="preserve">Продемонстрируйте навыки работы с журналом мониторинга событий в реальном</w:t>
+        <w:t xml:space="preserve">Определить вид шифротекста при известном ключе и известном откры-</w:t>
       </w:r>
       <w:r>
         <w:t xml:space="preserve"> </w:t>
       </w:r>
       <w:r>
-        <w:t xml:space="preserve">времени.</w:t>
+        <w:t xml:space="preserve">том тексте.</w:t>
       </w:r>
     </w:p>
     <w:p>
@@ -160,41 +186,23 @@
         </w:numPr>
       </w:pPr>
       <w:r>
-        <w:t xml:space="preserve">Продемонстрируйте навыки создания и настройки отдельного файла конфигурации</w:t>
+        <w:t xml:space="preserve">Определить ключ, с помощью которого шифротекст может быть преоб-</w:t>
       </w:r>
       <w:r>
         <w:t xml:space="preserve"> </w:t>
       </w:r>
       <w:r>
-        <w:t xml:space="preserve">мониторинга отслеживания событий веб-службы.</w:t>
-      </w:r>
-    </w:p>
-    <w:p>
-      <w:pPr>
-        <w:pStyle w:val="Compact"/>
-        <w:numPr>
-          <w:ilvl w:val="0"/>
-          <w:numId w:val="1001"/>
-        </w:numPr>
-      </w:pPr>
-      <w:r>
-        <w:t xml:space="preserve">Продемонстрируйте навыки работы с journalctl.</w:t>
-      </w:r>
-    </w:p>
-    <w:p>
-      <w:pPr>
-        <w:pStyle w:val="Compact"/>
-        <w:numPr>
-          <w:ilvl w:val="0"/>
-          <w:numId w:val="1001"/>
-        </w:numPr>
-      </w:pPr>
-      <w:r>
-        <w:t xml:space="preserve">Продемонстрируйте навыки работы с journald.</w:t>
+        <w:t xml:space="preserve">разован в некоторый фрагмент текста, представляющий собой один из</w:t>
+      </w:r>
+      <w:r>
+        <w:t xml:space="preserve"> </w:t>
+      </w:r>
+      <w:r>
+        <w:t xml:space="preserve">возможных вариантов прочтения открытого текста.</w:t>
       </w:r>
     </w:p>
     <w:bookmarkEnd w:id="21"/>
-    <w:bookmarkStart w:id="37" w:name="выполнение-лабораторной-работы"/>
+    <w:bookmarkStart w:id="34" w:name="выполнение-лабораторной-работы"/>
     <w:p>
       <w:pPr>
         <w:pStyle w:val="Heading1"/>
@@ -221,123 +229,7 @@
         </w:numPr>
       </w:pPr>
       <w:r>
-        <w:t xml:space="preserve">Мониторинг журнала системных событий в реальном времени.</w:t>
-      </w:r>
-    </w:p>
-    <w:p>
-      <w:pPr>
-        <w:pStyle w:val="FirstParagraph"/>
-      </w:pPr>
-      <w:r>
-        <w:t xml:space="preserve">Запустите три вкладки терминала и в каждом из них получите полномочия админи-</w:t>
-      </w:r>
-      <w:r>
-        <w:t xml:space="preserve"> </w:t>
-      </w:r>
-      <w:r>
-        <w:t xml:space="preserve">стратора.</w:t>
-      </w:r>
-      <w:r>
-        <w:t xml:space="preserve"> </w:t>
-      </w:r>
-      <w:r>
-        <w:t xml:space="preserve">На второй вкладке терминала запустите мониторинг системных событий в реальном</w:t>
-      </w:r>
-      <w:r>
-        <w:t xml:space="preserve"> </w:t>
-      </w:r>
-      <w:r>
-        <w:t xml:space="preserve">времени. В третьей вкладке терминала вернитесь к учётной записи своего пользователя (до-</w:t>
-      </w:r>
-      <w:r>
-        <w:t xml:space="preserve"> </w:t>
-      </w:r>
-      <w:r>
-        <w:t xml:space="preserve">статочно нажать Ctrl + d ) и попробуйте получить полномочия администратора, но</w:t>
-      </w:r>
-      <w:r>
-        <w:t xml:space="preserve"> </w:t>
-      </w:r>
-      <w:r>
-        <w:t xml:space="preserve">введите неправильный пароль. Обратите внимание, что во второй вкладке терминала</w:t>
-      </w:r>
-      <w:r>
-        <w:t xml:space="preserve"> </w:t>
-      </w:r>
-      <w:r>
-        <w:t xml:space="preserve">с мониторингом событий или ничего не отобразится, или появится сообщение «FAILED</w:t>
-      </w:r>
-      <w:r>
-        <w:t xml:space="preserve"> </w:t>
-      </w:r>
-      <w:r>
-        <w:t xml:space="preserve">SU (to root) username …». Отображаемые на экране сообщения также фиксируются</w:t>
-      </w:r>
-      <w:r>
-        <w:t xml:space="preserve"> </w:t>
-      </w:r>
-      <w:r>
-        <w:t xml:space="preserve">в файле /var/log/messages.</w:t>
-      </w:r>
-      <w:r>
-        <w:t xml:space="preserve"> </w:t>
-      </w:r>
-      <w:r>
-        <w:t xml:space="preserve">В третьей вкладке терминала из оболочки пользователя введите</w:t>
-      </w:r>
-      <w:r>
-        <w:t xml:space="preserve"> </w:t>
-      </w:r>
-      <w:r>
-        <w:t xml:space="preserve">logger hello</w:t>
-      </w:r>
-      <w:r>
-        <w:t xml:space="preserve"> </w:t>
-      </w:r>
-      <w:r>
-        <w:t xml:space="preserve">Во второй вкладке терминала с мониторингом событий вы увидите сообщение, кото-</w:t>
-      </w:r>
-      <w:r>
-        <w:t xml:space="preserve"> </w:t>
-      </w:r>
-      <w:r>
-        <w:t xml:space="preserve">рое также будет зафиксировано в файле /var/log/messages.</w:t>
-      </w:r>
-      <w:r>
-        <w:t xml:space="preserve"> </w:t>
-      </w:r>
-      <w:r>
-        <w:t xml:space="preserve">Во второй вкладке терминала с мониторингом остановите трассировку файла со-</w:t>
-      </w:r>
-      <w:r>
-        <w:t xml:space="preserve"> </w:t>
-      </w:r>
-      <w:r>
-        <w:t xml:space="preserve">общений мониторинга реального времени, используя Ctrl + c . Затем запустите</w:t>
-      </w:r>
-      <w:r>
-        <w:t xml:space="preserve"> </w:t>
-      </w:r>
-      <w:r>
-        <w:t xml:space="preserve">мониторинг сообщений безопасности (последние 20 строк соответствующего файла</w:t>
-      </w:r>
-      <w:r>
-        <w:t xml:space="preserve"> </w:t>
-      </w:r>
-      <w:r>
-        <w:t xml:space="preserve">логов).</w:t>
-      </w:r>
-      <w:r>
-        <w:t xml:space="preserve"> </w:t>
-      </w:r>
-      <w:r>
-        <w:t xml:space="preserve">Вы увидите сообщения, которые ранее были зафиксированы во время ошибки авто-</w:t>
-      </w:r>
-      <w:r>
-        <w:t xml:space="preserve"> </w:t>
-      </w:r>
-      <w:r>
-        <w:t xml:space="preserve">ризации при вводе команды su. (рис. 1)</w:t>
+        <w:t xml:space="preserve">Создаем открытый текст. (рис. 1)</w:t>
       </w:r>
     </w:p>
     <w:p>
@@ -347,7 +239,7 @@
       <w:r>
         <w:drawing>
           <wp:inline>
-            <wp:extent cx="3733800" cy="1196570"/>
+            <wp:extent cx="3733800" cy="543641"/>
             <wp:effectExtent b="0" l="0" r="0" t="0"/>
             <wp:docPr descr="Выполняем команды" title="" id="23" name="Picture"/>
             <a:graphic>
@@ -368,7 +260,7 @@
                   <pic:spPr bwMode="auto">
                     <a:xfrm>
                       <a:off x="0" y="0"/>
-                      <a:ext cx="3733800" cy="1196570"/>
+                      <a:ext cx="3733800" cy="543641"/>
                     </a:xfrm>
                     <a:prstGeom prst="rect">
                       <a:avLst/>
@@ -404,33 +296,7 @@
         </w:numPr>
       </w:pPr>
       <w:r>
-        <w:t xml:space="preserve">Изменение правил rsyslog.conf.</w:t>
-      </w:r>
-    </w:p>
-    <w:p>
-      <w:pPr>
-        <w:pStyle w:val="FirstParagraph"/>
-      </w:pPr>
-      <w:r>
-        <w:t xml:space="preserve">По умолчанию веб-служба не регистрирует свои сообщения через rsyslog, а пишет</w:t>
-      </w:r>
-      <w:r>
-        <w:t xml:space="preserve"> </w:t>
-      </w:r>
-      <w:r>
-        <w:t xml:space="preserve">свой собственный журнал (в каталоге /var/log/httpd). Настройте регистрацию сообще-</w:t>
-      </w:r>
-      <w:r>
-        <w:t xml:space="preserve"> </w:t>
-      </w:r>
-      <w:r>
-        <w:t xml:space="preserve">ний веб-службы через syslog, создав правило, регистрирующее отладочные сообщения</w:t>
-      </w:r>
-      <w:r>
-        <w:t xml:space="preserve"> </w:t>
-      </w:r>
-      <w:r>
-        <w:t xml:space="preserve">в отдельном лог-файле. (рис. 2)</w:t>
+        <w:t xml:space="preserve">Создаем ключ. (рис. 2)</w:t>
       </w:r>
     </w:p>
     <w:p>
@@ -440,9 +306,9 @@
       <w:r>
         <w:drawing>
           <wp:inline>
-            <wp:extent cx="3733800" cy="787695"/>
+            <wp:extent cx="3733800" cy="242608"/>
             <wp:effectExtent b="0" l="0" r="0" t="0"/>
-            <wp:docPr descr="Настраиваем регистрацию" title="" id="26" name="Picture"/>
+            <wp:docPr descr="Смотрим ключ" title="" id="26" name="Picture"/>
             <a:graphic>
               <a:graphicData uri="http://schemas.openxmlformats.org/drawingml/2006/picture">
                 <pic:pic>
@@ -461,7 +327,7 @@
                   <pic:spPr bwMode="auto">
                     <a:xfrm>
                       <a:off x="0" y="0"/>
-                      <a:ext cx="3733800" cy="787695"/>
+                      <a:ext cx="3733800" cy="242608"/>
                     </a:xfrm>
                     <a:prstGeom prst="rect">
                       <a:avLst/>
@@ -485,21 +351,19 @@
         <w:pStyle w:val="ImageCaption"/>
       </w:pPr>
       <w:r>
-        <w:t xml:space="preserve">Рис. 2: Настраиваем регистрацию</w:t>
-      </w:r>
-    </w:p>
-    <w:p>
-      <w:pPr>
-        <w:pStyle w:val="BodyText"/>
-      </w:pPr>
-      <w:r>
-        <w:t xml:space="preserve">В третьей вкладке терминала создайте отдельный файл конфигурации для монито-</w:t>
-      </w:r>
-      <w:r>
-        <w:t xml:space="preserve"> </w:t>
-      </w:r>
-      <w:r>
-        <w:t xml:space="preserve">ринга отладочной информации. (рис. 3)</w:t>
+        <w:t xml:space="preserve">Рис. 2: Смотрим ключ</w:t>
+      </w:r>
+    </w:p>
+    <w:p>
+      <w:pPr>
+        <w:pStyle w:val="Compact"/>
+        <w:numPr>
+          <w:ilvl w:val="0"/>
+          <w:numId w:val="1004"/>
+        </w:numPr>
+      </w:pPr>
+      <w:r>
+        <w:t xml:space="preserve">Шифрование. (рис. 3)</w:t>
       </w:r>
     </w:p>
     <w:p>
@@ -509,9 +373,9 @@
       <w:r>
         <w:drawing>
           <wp:inline>
-            <wp:extent cx="3733800" cy="1443317"/>
+            <wp:extent cx="3733800" cy="1154210"/>
             <wp:effectExtent b="0" l="0" r="0" t="0"/>
-            <wp:docPr descr="Создаем файл" title="" id="29" name="Picture"/>
+            <wp:docPr descr="Пишем код" title="" id="29" name="Picture"/>
             <a:graphic>
               <a:graphicData uri="http://schemas.openxmlformats.org/drawingml/2006/picture">
                 <pic:pic>
@@ -530,7 +394,7 @@
                   <pic:spPr bwMode="auto">
                     <a:xfrm>
                       <a:off x="0" y="0"/>
-                      <a:ext cx="3733800" cy="1443317"/>
+                      <a:ext cx="3733800" cy="1154210"/>
                     </a:xfrm>
                     <a:prstGeom prst="rect">
                       <a:avLst/>
@@ -554,7 +418,7 @@
         <w:pStyle w:val="ImageCaption"/>
       </w:pPr>
       <w:r>
-        <w:t xml:space="preserve">Рис. 3: Создаем файл</w:t>
+        <w:t xml:space="preserve">Рис. 3: Пишем код</w:t>
       </w:r>
     </w:p>
     <w:p>
@@ -562,55 +426,11 @@
         <w:pStyle w:val="Compact"/>
         <w:numPr>
           <w:ilvl w:val="0"/>
-          <w:numId w:val="1004"/>
+          <w:numId w:val="1005"/>
         </w:numPr>
       </w:pPr>
       <w:r>
-        <w:t xml:space="preserve">Использование journalctl</w:t>
-      </w:r>
-    </w:p>
-    <w:p>
-      <w:pPr>
-        <w:pStyle w:val="FirstParagraph"/>
-      </w:pPr>
-      <w:r>
-        <w:t xml:space="preserve">Во второй вкладке терминала посмотрите содержимое журнала с событиями с момента</w:t>
-      </w:r>
-      <w:r>
-        <w:t xml:space="preserve"> </w:t>
-      </w:r>
-      <w:r>
-        <w:t xml:space="preserve">последнего запуска системы:</w:t>
-      </w:r>
-      <w:r>
-        <w:t xml:space="preserve"> </w:t>
-      </w:r>
-      <w:r>
-        <w:t xml:space="preserve">journalctl</w:t>
-      </w:r>
-      <w:r>
-        <w:t xml:space="preserve"> </w:t>
-      </w:r>
-      <w:r>
-        <w:t xml:space="preserve">Для пролистывания журнала используйте или Enter (построчный просмотр), или про-</w:t>
-      </w:r>
-      <w:r>
-        <w:t xml:space="preserve"> </w:t>
-      </w:r>
-      <w:r>
-        <w:t xml:space="preserve">бел (постраничный просмотр). Для выхода из просмотра используйте q .</w:t>
-      </w:r>
-      <w:r>
-        <w:t xml:space="preserve"> </w:t>
-      </w:r>
-      <w:r>
-        <w:t xml:space="preserve">Для просмотра дополнительной информации о модуле sshd введите</w:t>
-      </w:r>
-      <w:r>
-        <w:t xml:space="preserve"> </w:t>
-      </w:r>
-      <w:r>
-        <w:t xml:space="preserve">journalctl _SYSTEMD_UNIT=sshd.service (рис. 4)</w:t>
+        <w:t xml:space="preserve">Нахождение ключа. (рис. 4)</w:t>
       </w:r>
     </w:p>
     <w:p>
@@ -620,9 +440,9 @@
       <w:r>
         <w:drawing>
           <wp:inline>
-            <wp:extent cx="3733800" cy="1713979"/>
+            <wp:extent cx="3733800" cy="903338"/>
             <wp:effectExtent b="0" l="0" r="0" t="0"/>
-            <wp:docPr descr="Просматриваем журнал" title="" id="32" name="Picture"/>
+            <wp:docPr descr="Смотрим ключ" title="" id="32" name="Picture"/>
             <a:graphic>
               <a:graphicData uri="http://schemas.openxmlformats.org/drawingml/2006/picture">
                 <pic:pic>
@@ -641,7 +461,7 @@
                   <pic:spPr bwMode="auto">
                     <a:xfrm>
                       <a:off x="0" y="0"/>
-                      <a:ext cx="3733800" cy="1713979"/>
+                      <a:ext cx="3733800" cy="903338"/>
                     </a:xfrm>
                     <a:prstGeom prst="rect">
                       <a:avLst/>
@@ -665,148 +485,11 @@
         <w:pStyle w:val="ImageCaption"/>
       </w:pPr>
       <w:r>
-        <w:t xml:space="preserve">Рис. 4: Просматриваем журнал</w:t>
-      </w:r>
-    </w:p>
-    <w:p>
-      <w:pPr>
-        <w:pStyle w:val="Compact"/>
-        <w:numPr>
-          <w:ilvl w:val="0"/>
-          <w:numId w:val="1005"/>
-        </w:numPr>
-      </w:pPr>
-      <w:r>
-        <w:t xml:space="preserve">Постоянный журнал journald.</w:t>
-      </w:r>
-    </w:p>
-    <w:p>
-      <w:pPr>
-        <w:pStyle w:val="FirstParagraph"/>
-      </w:pPr>
-      <w:r>
-        <w:t xml:space="preserve">По умолчанию журнал journald хранит сообщения в оперативной памяти системы</w:t>
-      </w:r>
-      <w:r>
-        <w:t xml:space="preserve"> </w:t>
-      </w:r>
-      <w:r>
-        <w:t xml:space="preserve">и записи доступны в каталоге /run/log/journal только до перезагрузки системы. Для</w:t>
-      </w:r>
-      <w:r>
-        <w:t xml:space="preserve"> </w:t>
-      </w:r>
-      <w:r>
-        <w:t xml:space="preserve">того чтобы сделать журнал journald постоянным, выполните следующие действия.</w:t>
-      </w:r>
-      <w:r>
-        <w:t xml:space="preserve"> </w:t>
-      </w:r>
-      <w:r>
-        <w:t xml:space="preserve">Запустите терминал и получите полномочия администратора.</w:t>
-      </w:r>
-      <w:r>
-        <w:t xml:space="preserve"> </w:t>
-      </w:r>
-      <w:r>
-        <w:t xml:space="preserve">Создайте каталог для хранения записей журнала. Скорректируйте права доступа для каталога /var/log/journal, чтобы journald смог</w:t>
-      </w:r>
-      <w:r>
-        <w:t xml:space="preserve"> </w:t>
-      </w:r>
-      <w:r>
-        <w:t xml:space="preserve">записывать в него информацию:</w:t>
-      </w:r>
-      <w:r>
-        <w:t xml:space="preserve"> </w:t>
-      </w:r>
-      <w:r>
-        <w:t xml:space="preserve">chown root:systemd-journal /var/log/journal</w:t>
-      </w:r>
-      <w:r>
-        <w:t xml:space="preserve"> </w:t>
-      </w:r>
-      <w:r>
-        <w:t xml:space="preserve">chmod 2755 /var/log/journal</w:t>
-      </w:r>
-    </w:p>
-    <w:p>
-      <w:pPr>
-        <w:pStyle w:val="BodyText"/>
-      </w:pPr>
-      <w:r>
-        <w:t xml:space="preserve">Для принятия изменений необходимо или перезагрузить систему (перезапустить</w:t>
-      </w:r>
-      <w:r>
-        <w:t xml:space="preserve"> </w:t>
-      </w:r>
-      <w:r>
-        <w:t xml:space="preserve">службу systemd-journald недостаточно), или использовать команду:</w:t>
-      </w:r>
-      <w:r>
-        <w:t xml:space="preserve"> </w:t>
-      </w:r>
-      <w:r>
-        <w:t xml:space="preserve">killall -USR1 systemd-journald(рис. 5)</w:t>
-      </w:r>
-    </w:p>
-    <w:p>
-      <w:pPr>
-        <w:pStyle w:val="CaptionedFigure"/>
-      </w:pPr>
-      <w:r>
-        <w:drawing>
-          <wp:inline>
-            <wp:extent cx="3733800" cy="777085"/>
-            <wp:effectExtent b="0" l="0" r="0" t="0"/>
-            <wp:docPr descr="Делаем журнал постоянным" title="" id="35" name="Picture"/>
-            <a:graphic>
-              <a:graphicData uri="http://schemas.openxmlformats.org/drawingml/2006/picture">
-                <pic:pic>
-                  <pic:nvPicPr>
-                    <pic:cNvPr descr="image/5.png" id="36" name="Picture"/>
-                    <pic:cNvPicPr>
-                      <a:picLocks noChangeArrowheads="1" noChangeAspect="1"/>
-                    </pic:cNvPicPr>
-                  </pic:nvPicPr>
-                  <pic:blipFill>
-                    <a:blip r:embed="rId34"/>
-                    <a:stretch>
-                      <a:fillRect/>
-                    </a:stretch>
-                  </pic:blipFill>
-                  <pic:spPr bwMode="auto">
-                    <a:xfrm>
-                      <a:off x="0" y="0"/>
-                      <a:ext cx="3733800" cy="777085"/>
-                    </a:xfrm>
-                    <a:prstGeom prst="rect">
-                      <a:avLst/>
-                    </a:prstGeom>
-                    <a:noFill/>
-                    <a:ln w="9525">
-                      <a:noFill/>
-                      <a:headEnd/>
-                      <a:tailEnd/>
-                    </a:ln>
-                  </pic:spPr>
-                </pic:pic>
-              </a:graphicData>
-            </a:graphic>
-          </wp:inline>
-        </w:drawing>
-      </w:r>
-    </w:p>
-    <w:p>
-      <w:pPr>
-        <w:pStyle w:val="ImageCaption"/>
-      </w:pPr>
-      <w:r>
-        <w:t xml:space="preserve">Рис. 5: Делаем журнал постоянным</w:t>
-      </w:r>
-    </w:p>
-    <w:bookmarkEnd w:id="37"/>
-    <w:bookmarkStart w:id="38" w:name="выводы"/>
+        <w:t xml:space="preserve">Рис. 4: Смотрим ключ</w:t>
+      </w:r>
+    </w:p>
+    <w:bookmarkEnd w:id="34"/>
+    <w:bookmarkStart w:id="35" w:name="выводы"/>
     <w:p>
       <w:pPr>
         <w:pStyle w:val="Heading1"/>
@@ -829,10 +512,117 @@
         <w:pStyle w:val="FirstParagraph"/>
       </w:pPr>
       <w:r>
-        <w:t xml:space="preserve">Мы получили навыки работы с журналами мониторинга различных событий в системе.</w:t>
-      </w:r>
-    </w:p>
-    <w:bookmarkEnd w:id="38"/>
+        <w:t xml:space="preserve">Мы освоили на практике применение режима однократного гаммирования.</w:t>
+      </w:r>
+    </w:p>
+    <w:bookmarkEnd w:id="35"/>
+    <w:bookmarkStart w:id="36" w:name="ответы-на-контрольные-вопросы"/>
+    <w:p>
+      <w:pPr>
+        <w:pStyle w:val="Heading1"/>
+      </w:pPr>
+      <w:r>
+        <w:rPr>
+          <w:rStyle w:val="SectionNumber"/>
+        </w:rPr>
+        <w:t xml:space="preserve">5</w:t>
+      </w:r>
+      <w:r>
+        <w:tab/>
+      </w:r>
+      <w:r>
+        <w:t xml:space="preserve">Ответы на контрольные вопросы</w:t>
+      </w:r>
+    </w:p>
+    <w:p>
+      <w:pPr>
+        <w:numPr>
+          <w:ilvl w:val="0"/>
+          <w:numId w:val="1006"/>
+        </w:numPr>
+      </w:pPr>
+      <w:r>
+        <w:t xml:space="preserve">Однократное гаммирование — наложение случайной гаммы (ключа) длиной с сообщение по XOR.</w:t>
+      </w:r>
+    </w:p>
+    <w:p>
+      <w:pPr>
+        <w:numPr>
+          <w:ilvl w:val="0"/>
+          <w:numId w:val="1006"/>
+        </w:numPr>
+      </w:pPr>
+      <w:r>
+        <w:t xml:space="preserve">Недостатки: длина ключа = длине сообщения, проблема передачи ключа, ключ одноразовый.</w:t>
+      </w:r>
+    </w:p>
+    <w:p>
+      <w:pPr>
+        <w:numPr>
+          <w:ilvl w:val="0"/>
+          <w:numId w:val="1006"/>
+        </w:numPr>
+      </w:pPr>
+      <w:r>
+        <w:t xml:space="preserve">Преимущества: абсолютная стойкость при случайном ключе.</w:t>
+      </w:r>
+    </w:p>
+    <w:p>
+      <w:pPr>
+        <w:numPr>
+          <w:ilvl w:val="0"/>
+          <w:numId w:val="1006"/>
+        </w:numPr>
+      </w:pPr>
+      <w:r>
+        <w:t xml:space="preserve">Длина ключа = длине текста, иначе не хватит для гаммирования всех символов.</w:t>
+      </w:r>
+    </w:p>
+    <w:p>
+      <w:pPr>
+        <w:numPr>
+          <w:ilvl w:val="0"/>
+          <w:numId w:val="1006"/>
+        </w:numPr>
+      </w:pPr>
+      <w:r>
+        <w:t xml:space="preserve">Операция XOR — обратима, проста, не меняет длину.</w:t>
+      </w:r>
+    </w:p>
+    <w:p>
+      <w:pPr>
+        <w:numPr>
+          <w:ilvl w:val="0"/>
+          <w:numId w:val="1006"/>
+        </w:numPr>
+      </w:pPr>
+      <w:r>
+        <w:t xml:space="preserve">По открытому тексту и ключу получить шифротекст: C = P XOR K.</w:t>
+      </w:r>
+    </w:p>
+    <w:p>
+      <w:pPr>
+        <w:numPr>
+          <w:ilvl w:val="0"/>
+          <w:numId w:val="1006"/>
+        </w:numPr>
+      </w:pPr>
+      <w:r>
+        <w:t xml:space="preserve">По открытому тексту и шифротексту получить ключ: K = C XOR P.</w:t>
+      </w:r>
+    </w:p>
+    <w:p>
+      <w:pPr>
+        <w:numPr>
+          <w:ilvl w:val="0"/>
+          <w:numId w:val="1006"/>
+        </w:numPr>
+      </w:pPr>
+      <w:r>
+        <w:t xml:space="preserve">Условия абсолютной стойкости: ключ случайный, длина равна сообщению, одноразовый.</w:t>
+      </w:r>
+    </w:p>
+    <w:bookmarkEnd w:id="36"/>
     <w:sectPr/>
   </w:body>
 </w:document>
@@ -1430,6 +1220,36 @@
     </w:lvlOverride>
     <w:lvlOverride w:ilvl="8">
       <w:startOverride w:val="4"/>
+    </w:lvlOverride>
+  </w:num>
+  <w:num w:numId="1006">
+    <w:abstractNumId w:val="99411"/>
+    <w:lvlOverride w:ilvl="0">
+      <w:startOverride w:val="1"/>
+    </w:lvlOverride>
+    <w:lvlOverride w:ilvl="1">
+      <w:startOverride w:val="1"/>
+    </w:lvlOverride>
+    <w:lvlOverride w:ilvl="2">
+      <w:startOverride w:val="1"/>
+    </w:lvlOverride>
+    <w:lvlOverride w:ilvl="3">
+      <w:startOverride w:val="1"/>
+    </w:lvlOverride>
+    <w:lvlOverride w:ilvl="4">
+      <w:startOverride w:val="1"/>
+    </w:lvlOverride>
+    <w:lvlOverride w:ilvl="5">
+      <w:startOverride w:val="1"/>
+    </w:lvlOverride>
+    <w:lvlOverride w:ilvl="6">
+      <w:startOverride w:val="1"/>
+    </w:lvlOverride>
+    <w:lvlOverride w:ilvl="7">
+      <w:startOverride w:val="1"/>
+    </w:lvlOverride>
+    <w:lvlOverride w:ilvl="8">
+      <w:startOverride w:val="1"/>
     </w:lvlOverride>
   </w:num>
 </w:numbering>
